--- a/docs/hub/estate/Faculty of Health and Education/Deans Office/Faculty Management Group/1052-53/FMG transcript 19 March 1053.docx
+++ b/docs/hub/estate/Faculty of Health and Education/Deans Office/Faculty Management Group/1052-53/FMG transcript 19 March 1053.docx
@@ -539,7 +539,7 @@
         <w:t xml:space="preserve">Dagna Chiselhand: </w:t>
       </w:r>
       <w:r>
-        <w:t>Quorin says the table's mostly blank because half our programmes are two years and don't have a gap. He said that in his email. Short version: you can't have it by programme because there isn't one.</w:t>
+        <w:t>Quorin says once you split each programme by species some of the cells are under twenty and he has to suppress them. He said that in his email. Short version: you can have it by programme, but not all of it, and not the way the Dean's draft does it.</w:t>
       </w:r>
     </w:p>
     <w:p>
@@ -777,7 +777,7 @@
         <w:t xml:space="preserve">Saelith Emberthorn: </w:t>
       </w:r>
       <w:r>
-        <w:t>ok so. the action plan is at version five, which i know, and it's with the department. we've done the focus groups, we've got the feedback workshops starting fortnightly from february which they have, mostly. the thing i'd flag is that erra's deep dive says education doesn't have nss results because we're two year programmes which i understand but it reads as if we shouldn't be doing anything, and we are doing things, and i'd like that recognised</w:t>
+        <w:t>ok so. the action plan is at version five, which i know, and it's with the department. we've done the focus groups, we've got the feedback workshops starting fortnightly from february which they have, mostly. the thing i'd flag is that erra's deep dive says education's scores actually went up and the fall is in health, which i understand, but it reads as if we shouldn't be doing anything, and we are doing things, and i'd like that recognised</w:t>
       </w:r>
     </w:p>
     <w:p>
